--- a/ru/wisdom-stories/where-does-this-road-go.docx
+++ b/ru/wisdom-stories/where-does-this-road-go.docx
@@ -84,7 +84,7 @@
           <w:color w:val="000000"/>
           <w:sz w:val="22"/>
         </w:rPr>
-        <w:t>— Клянусь Богом, я здесь уже пятьдесят лет; эта дорога всё ещё на том же месте. Это люди приходят и уходят.</w:t>
+        <w:t>— Клянусь Аллахом, я здесь уже пятьдесят лет; эта дорога всё ещё на том же месте. Это люди приходят и уходят.</w:t>
       </w:r>
     </w:p>
     <w:p>
@@ -112,7 +112,7 @@
           <w:color w:val="9A7417"/>
           <w:sz w:val="22"/>
         </w:rPr>
-        <w:t xml:space="preserve">Мораль: </w:t>
+        <w:t>Мораль: Дорога всё ещё на том же месте, люди приходят и уходят. Знай не куда ведёт дорога, а куда идёшь ты.</w:t>
       </w:r>
       <w:r>
         <w:rPr>
@@ -122,7 +122,6 @@
           <w:color w:val="3F3826"/>
           <w:sz w:val="22"/>
         </w:rPr>
-        <w:t>Дорога всё ещё на том же месте, люди приходят и уходят. Знай не куда ведёт дорога, а куда идёшь ты.</w:t>
       </w:r>
     </w:p>
     <w:p>
